--- a/cursos/unicesumar/engenharia-software/materias/engenharia-de-software/atividades/mapa/mapa.docx
+++ b/cursos/unicesumar/engenharia-software/materias/engenharia-de-software/atividades/mapa/mapa.docx
@@ -98,6 +98,24 @@
               </w:rPr>
               <w:t>Acadêmico:</w:t>
             </w:r>
+            <w:r>
+              <w:rPr>
+                <w:rFonts w:ascii="Times New Roman" w:hAnsi="Times New Roman"/>
+                <w:b/>
+                <w:sz w:val="24"/>
+                <w:szCs w:val="24"/>
+              </w:rPr>
+              <w:t xml:space="preserve"> J</w:t>
+            </w:r>
+            <w:r>
+              <w:rPr>
+                <w:rFonts w:ascii="Times New Roman" w:hAnsi="Times New Roman"/>
+                <w:b/>
+                <w:sz w:val="24"/>
+                <w:szCs w:val="24"/>
+              </w:rPr>
+              <w:t>osé Luiz Bruiani Barco</w:t>
+            </w:r>
           </w:p>
         </w:tc>
         <w:tc>
@@ -137,6 +155,15 @@
               </w:rPr>
               <w:t>R.A.</w:t>
             </w:r>
+            <w:r>
+              <w:rPr>
+                <w:rFonts w:ascii="Times New Roman" w:hAnsi="Times New Roman"/>
+                <w:b/>
+                <w:sz w:val="24"/>
+                <w:szCs w:val="24"/>
+              </w:rPr>
+              <w:t xml:space="preserve"> </w:t>
+            </w:r>
           </w:p>
         </w:tc>
       </w:tr>
@@ -181,6 +208,15 @@
               </w:rPr>
               <w:t xml:space="preserve">Curso: </w:t>
             </w:r>
+            <w:r>
+              <w:rPr>
+                <w:rFonts w:ascii="Times New Roman" w:hAnsi="Times New Roman"/>
+                <w:b/>
+                <w:sz w:val="24"/>
+                <w:szCs w:val="24"/>
+              </w:rPr>
+              <w:t>Engenharia de Software</w:t>
+            </w:r>
           </w:p>
         </w:tc>
       </w:tr>
@@ -225,6 +261,15 @@
               </w:rPr>
               <w:t xml:space="preserve"> Disciplina: </w:t>
             </w:r>
+            <w:r>
+              <w:rPr>
+                <w:rFonts w:ascii="Times New Roman" w:hAnsi="Times New Roman"/>
+                <w:b/>
+                <w:sz w:val="24"/>
+                <w:szCs w:val="24"/>
+              </w:rPr>
+              <w:t>Engenharia de Software</w:t>
+            </w:r>
           </w:p>
         </w:tc>
       </w:tr>
@@ -269,6 +314,15 @@
               </w:rPr>
               <w:t xml:space="preserve">Valor da atividade: </w:t>
             </w:r>
+            <w:r>
+              <w:rPr>
+                <w:rFonts w:ascii="Times New Roman" w:hAnsi="Times New Roman"/>
+                <w:b/>
+                <w:sz w:val="24"/>
+                <w:szCs w:val="24"/>
+              </w:rPr>
+              <w:t>3,5</w:t>
+            </w:r>
           </w:p>
         </w:tc>
         <w:tc>
@@ -307,6 +361,15 @@
               </w:rPr>
               <w:t>Prazo:</w:t>
             </w:r>
+            <w:r>
+              <w:rPr>
+                <w:rFonts w:ascii="Times New Roman" w:hAnsi="Times New Roman"/>
+                <w:b/>
+                <w:sz w:val="24"/>
+                <w:szCs w:val="24"/>
+              </w:rPr>
+              <w:t xml:space="preserve"> 20/09/2026</w:t>
+            </w:r>
           </w:p>
         </w:tc>
       </w:tr>
@@ -526,25 +589,7 @@
           <w:sz w:val="24"/>
           <w:szCs w:val="24"/>
         </w:rPr>
-        <w:t xml:space="preserve">Critérios de avaliação: Utilização do </w:t>
-      </w:r>
-      <w:proofErr w:type="spellStart"/>
-      <w:r>
-        <w:rPr>
-          <w:rFonts w:ascii="Times New Roman" w:hAnsi="Times New Roman"/>
-          <w:sz w:val="24"/>
-          <w:szCs w:val="24"/>
-        </w:rPr>
-        <w:t>template</w:t>
-      </w:r>
-      <w:proofErr w:type="spellEnd"/>
-      <w:r>
-        <w:rPr>
-          <w:rFonts w:ascii="Times New Roman" w:hAnsi="Times New Roman"/>
-          <w:sz w:val="24"/>
-          <w:szCs w:val="24"/>
-        </w:rPr>
-        <w:t>; atendimento ao Tema; Constituição dos argumentos e organização das Ideias; Correção Gramatical e atendimento às normas ABNT.</w:t>
+        <w:t>Critérios de avaliação: Utilização do template; atendimento ao Tema; Constituição dos argumentos e organização das Ideias; Correção Gramatical e atendimento às normas ABNT.</w:t>
       </w:r>
     </w:p>
     <w:p>
@@ -668,6 +713,595 @@
         <w:jc w:val="both"/>
         <w:rPr>
           <w:rFonts w:ascii="Times New Roman" w:hAnsi="Times New Roman"/>
+          <w:sz w:val="24"/>
+          <w:szCs w:val="24"/>
+        </w:rPr>
+      </w:pPr>
+    </w:p>
+    <w:tbl>
+      <w:tblPr>
+        <w:tblStyle w:val="Tabelacomgrade"/>
+        <w:tblW w:w="0" w:type="auto"/>
+        <w:tblLook w:val="04A0" w:firstRow="1" w:lastRow="0" w:firstColumn="1" w:lastColumn="0" w:noHBand="0" w:noVBand="1"/>
+      </w:tblPr>
+      <w:tblGrid>
+        <w:gridCol w:w="4509"/>
+        <w:gridCol w:w="4510"/>
+      </w:tblGrid>
+      <w:tr>
+        <w:tc>
+          <w:tcPr>
+            <w:tcW w:w="4509" w:type="dxa"/>
+          </w:tcPr>
+          <w:p>
+            <w:pPr>
+              <w:spacing w:line="360" w:lineRule="auto"/>
+              <w:jc w:val="both"/>
+              <w:rPr>
+                <w:rFonts w:ascii="Times New Roman" w:hAnsi="Times New Roman"/>
+                <w:b/>
+                <w:bCs/>
+                <w:sz w:val="24"/>
+                <w:szCs w:val="24"/>
+              </w:rPr>
+            </w:pPr>
+            <w:r>
+              <w:rPr>
+                <w:rFonts w:ascii="Times New Roman" w:hAnsi="Times New Roman"/>
+                <w:b/>
+                <w:bCs/>
+                <w:sz w:val="24"/>
+                <w:szCs w:val="24"/>
+              </w:rPr>
+              <w:t>Elemento do Scrum</w:t>
+            </w:r>
+          </w:p>
+        </w:tc>
+        <w:tc>
+          <w:tcPr>
+            <w:tcW w:w="4510" w:type="dxa"/>
+          </w:tcPr>
+          <w:p>
+            <w:pPr>
+              <w:spacing w:line="360" w:lineRule="auto"/>
+              <w:jc w:val="both"/>
+              <w:rPr>
+                <w:rFonts w:ascii="Times New Roman" w:hAnsi="Times New Roman"/>
+                <w:b/>
+                <w:bCs/>
+                <w:sz w:val="24"/>
+                <w:szCs w:val="24"/>
+              </w:rPr>
+            </w:pPr>
+            <w:r>
+              <w:rPr>
+                <w:rFonts w:ascii="Times New Roman" w:hAnsi="Times New Roman"/>
+                <w:b/>
+                <w:bCs/>
+                <w:sz w:val="24"/>
+                <w:szCs w:val="24"/>
+              </w:rPr>
+              <w:t>Aplicação prática no projeto Conecta Saúde</w:t>
+            </w:r>
+          </w:p>
+        </w:tc>
+      </w:tr>
+      <w:tr>
+        <w:tc>
+          <w:tcPr>
+            <w:tcW w:w="4509" w:type="dxa"/>
+          </w:tcPr>
+          <w:p>
+            <w:pPr>
+              <w:spacing w:line="360" w:lineRule="auto"/>
+              <w:jc w:val="both"/>
+              <w:rPr>
+                <w:rFonts w:ascii="Times New Roman" w:hAnsi="Times New Roman"/>
+                <w:sz w:val="24"/>
+                <w:szCs w:val="24"/>
+              </w:rPr>
+            </w:pPr>
+            <w:proofErr w:type="spellStart"/>
+            <w:r>
+              <w:rPr>
+                <w:rFonts w:ascii="Times New Roman" w:hAnsi="Times New Roman"/>
+                <w:sz w:val="24"/>
+                <w:szCs w:val="24"/>
+              </w:rPr>
+              <w:t>Product</w:t>
+            </w:r>
+            <w:proofErr w:type="spellEnd"/>
+            <w:r>
+              <w:rPr>
+                <w:rFonts w:ascii="Times New Roman" w:hAnsi="Times New Roman"/>
+                <w:sz w:val="24"/>
+                <w:szCs w:val="24"/>
+              </w:rPr>
+              <w:t xml:space="preserve"> </w:t>
+            </w:r>
+            <w:proofErr w:type="spellStart"/>
+            <w:r>
+              <w:rPr>
+                <w:rFonts w:ascii="Times New Roman" w:hAnsi="Times New Roman"/>
+                <w:sz w:val="24"/>
+                <w:szCs w:val="24"/>
+              </w:rPr>
+              <w:t>Owner</w:t>
+            </w:r>
+            <w:proofErr w:type="spellEnd"/>
+          </w:p>
+        </w:tc>
+        <w:tc>
+          <w:tcPr>
+            <w:tcW w:w="4510" w:type="dxa"/>
+          </w:tcPr>
+          <w:p>
+            <w:pPr>
+              <w:spacing w:line="360" w:lineRule="auto"/>
+              <w:jc w:val="both"/>
+              <w:rPr>
+                <w:rFonts w:ascii="Times New Roman" w:hAnsi="Times New Roman"/>
+                <w:sz w:val="24"/>
+                <w:szCs w:val="24"/>
+              </w:rPr>
+            </w:pPr>
+          </w:p>
+        </w:tc>
+      </w:tr>
+      <w:tr>
+        <w:tc>
+          <w:tcPr>
+            <w:tcW w:w="4509" w:type="dxa"/>
+          </w:tcPr>
+          <w:p>
+            <w:pPr>
+              <w:spacing w:line="360" w:lineRule="auto"/>
+              <w:jc w:val="both"/>
+              <w:rPr>
+                <w:rFonts w:ascii="Times New Roman" w:hAnsi="Times New Roman"/>
+                <w:sz w:val="24"/>
+                <w:szCs w:val="24"/>
+              </w:rPr>
+            </w:pPr>
+            <w:r>
+              <w:rPr>
+                <w:rFonts w:ascii="Times New Roman" w:hAnsi="Times New Roman"/>
+                <w:sz w:val="24"/>
+                <w:szCs w:val="24"/>
+              </w:rPr>
+              <w:t>Scrum Master</w:t>
+            </w:r>
+          </w:p>
+        </w:tc>
+        <w:tc>
+          <w:tcPr>
+            <w:tcW w:w="4510" w:type="dxa"/>
+          </w:tcPr>
+          <w:p>
+            <w:pPr>
+              <w:spacing w:line="360" w:lineRule="auto"/>
+              <w:jc w:val="both"/>
+              <w:rPr>
+                <w:rFonts w:ascii="Times New Roman" w:hAnsi="Times New Roman"/>
+                <w:sz w:val="24"/>
+                <w:szCs w:val="24"/>
+              </w:rPr>
+            </w:pPr>
+          </w:p>
+        </w:tc>
+      </w:tr>
+      <w:tr>
+        <w:tc>
+          <w:tcPr>
+            <w:tcW w:w="4509" w:type="dxa"/>
+          </w:tcPr>
+          <w:p>
+            <w:pPr>
+              <w:spacing w:line="360" w:lineRule="auto"/>
+              <w:jc w:val="both"/>
+              <w:rPr>
+                <w:rFonts w:ascii="Times New Roman" w:hAnsi="Times New Roman"/>
+                <w:sz w:val="24"/>
+                <w:szCs w:val="24"/>
+              </w:rPr>
+            </w:pPr>
+            <w:r>
+              <w:rPr>
+                <w:rFonts w:ascii="Times New Roman" w:hAnsi="Times New Roman"/>
+                <w:sz w:val="24"/>
+                <w:szCs w:val="24"/>
+              </w:rPr>
+              <w:t>Time de Desenvolvimento</w:t>
+            </w:r>
+          </w:p>
+        </w:tc>
+        <w:tc>
+          <w:tcPr>
+            <w:tcW w:w="4510" w:type="dxa"/>
+          </w:tcPr>
+          <w:p>
+            <w:pPr>
+              <w:spacing w:line="360" w:lineRule="auto"/>
+              <w:jc w:val="both"/>
+              <w:rPr>
+                <w:rFonts w:ascii="Times New Roman" w:hAnsi="Times New Roman"/>
+                <w:sz w:val="24"/>
+                <w:szCs w:val="24"/>
+              </w:rPr>
+            </w:pPr>
+          </w:p>
+        </w:tc>
+      </w:tr>
+      <w:tr>
+        <w:tc>
+          <w:tcPr>
+            <w:tcW w:w="4509" w:type="dxa"/>
+          </w:tcPr>
+          <w:p>
+            <w:pPr>
+              <w:spacing w:line="360" w:lineRule="auto"/>
+              <w:jc w:val="both"/>
+              <w:rPr>
+                <w:rFonts w:ascii="Times New Roman" w:hAnsi="Times New Roman"/>
+                <w:sz w:val="24"/>
+                <w:szCs w:val="24"/>
+              </w:rPr>
+            </w:pPr>
+            <w:r>
+              <w:rPr>
+                <w:rFonts w:ascii="Times New Roman" w:hAnsi="Times New Roman"/>
+                <w:sz w:val="24"/>
+                <w:szCs w:val="24"/>
+              </w:rPr>
+              <w:t>Backlog do Produto</w:t>
+            </w:r>
+          </w:p>
+        </w:tc>
+        <w:tc>
+          <w:tcPr>
+            <w:tcW w:w="4510" w:type="dxa"/>
+          </w:tcPr>
+          <w:p>
+            <w:pPr>
+              <w:spacing w:line="360" w:lineRule="auto"/>
+              <w:jc w:val="both"/>
+              <w:rPr>
+                <w:rFonts w:ascii="Times New Roman" w:hAnsi="Times New Roman"/>
+                <w:sz w:val="24"/>
+                <w:szCs w:val="24"/>
+              </w:rPr>
+            </w:pPr>
+          </w:p>
+        </w:tc>
+      </w:tr>
+      <w:tr>
+        <w:tc>
+          <w:tcPr>
+            <w:tcW w:w="4509" w:type="dxa"/>
+          </w:tcPr>
+          <w:p>
+            <w:pPr>
+              <w:spacing w:line="360" w:lineRule="auto"/>
+              <w:jc w:val="both"/>
+              <w:rPr>
+                <w:rFonts w:ascii="Times New Roman" w:hAnsi="Times New Roman"/>
+                <w:sz w:val="24"/>
+                <w:szCs w:val="24"/>
+              </w:rPr>
+            </w:pPr>
+            <w:r>
+              <w:rPr>
+                <w:rFonts w:ascii="Times New Roman" w:hAnsi="Times New Roman"/>
+                <w:sz w:val="24"/>
+                <w:szCs w:val="24"/>
+              </w:rPr>
+              <w:t>Backlog da Sprint</w:t>
+            </w:r>
+          </w:p>
+        </w:tc>
+        <w:tc>
+          <w:tcPr>
+            <w:tcW w:w="4510" w:type="dxa"/>
+          </w:tcPr>
+          <w:p>
+            <w:pPr>
+              <w:spacing w:line="360" w:lineRule="auto"/>
+              <w:jc w:val="both"/>
+              <w:rPr>
+                <w:rFonts w:ascii="Times New Roman" w:hAnsi="Times New Roman"/>
+                <w:sz w:val="24"/>
+                <w:szCs w:val="24"/>
+              </w:rPr>
+            </w:pPr>
+          </w:p>
+        </w:tc>
+      </w:tr>
+      <w:tr>
+        <w:tc>
+          <w:tcPr>
+            <w:tcW w:w="4509" w:type="dxa"/>
+          </w:tcPr>
+          <w:p>
+            <w:pPr>
+              <w:spacing w:line="360" w:lineRule="auto"/>
+              <w:jc w:val="both"/>
+              <w:rPr>
+                <w:rFonts w:ascii="Times New Roman" w:hAnsi="Times New Roman"/>
+                <w:sz w:val="24"/>
+                <w:szCs w:val="24"/>
+              </w:rPr>
+            </w:pPr>
+            <w:r>
+              <w:rPr>
+                <w:rFonts w:ascii="Times New Roman" w:hAnsi="Times New Roman"/>
+                <w:sz w:val="24"/>
+                <w:szCs w:val="24"/>
+              </w:rPr>
+              <w:t>Sprint</w:t>
+            </w:r>
+          </w:p>
+        </w:tc>
+        <w:tc>
+          <w:tcPr>
+            <w:tcW w:w="4510" w:type="dxa"/>
+          </w:tcPr>
+          <w:p>
+            <w:pPr>
+              <w:spacing w:line="360" w:lineRule="auto"/>
+              <w:jc w:val="both"/>
+              <w:rPr>
+                <w:rFonts w:ascii="Times New Roman" w:hAnsi="Times New Roman"/>
+                <w:sz w:val="24"/>
+                <w:szCs w:val="24"/>
+              </w:rPr>
+            </w:pPr>
+          </w:p>
+        </w:tc>
+      </w:tr>
+      <w:tr>
+        <w:tc>
+          <w:tcPr>
+            <w:tcW w:w="4509" w:type="dxa"/>
+          </w:tcPr>
+          <w:p>
+            <w:pPr>
+              <w:spacing w:line="360" w:lineRule="auto"/>
+              <w:jc w:val="both"/>
+              <w:rPr>
+                <w:rFonts w:ascii="Times New Roman" w:hAnsi="Times New Roman"/>
+                <w:sz w:val="24"/>
+                <w:szCs w:val="24"/>
+              </w:rPr>
+            </w:pPr>
+            <w:r>
+              <w:rPr>
+                <w:rFonts w:ascii="Times New Roman" w:hAnsi="Times New Roman"/>
+                <w:sz w:val="24"/>
+                <w:szCs w:val="24"/>
+              </w:rPr>
+              <w:t>Daily Scrum</w:t>
+            </w:r>
+          </w:p>
+        </w:tc>
+        <w:tc>
+          <w:tcPr>
+            <w:tcW w:w="4510" w:type="dxa"/>
+          </w:tcPr>
+          <w:p>
+            <w:pPr>
+              <w:spacing w:line="360" w:lineRule="auto"/>
+              <w:jc w:val="both"/>
+              <w:rPr>
+                <w:rFonts w:ascii="Times New Roman" w:hAnsi="Times New Roman"/>
+                <w:sz w:val="24"/>
+                <w:szCs w:val="24"/>
+              </w:rPr>
+            </w:pPr>
+          </w:p>
+        </w:tc>
+      </w:tr>
+      <w:tr>
+        <w:tc>
+          <w:tcPr>
+            <w:tcW w:w="4509" w:type="dxa"/>
+          </w:tcPr>
+          <w:p>
+            <w:pPr>
+              <w:spacing w:line="360" w:lineRule="auto"/>
+              <w:jc w:val="both"/>
+              <w:rPr>
+                <w:rFonts w:ascii="Times New Roman" w:hAnsi="Times New Roman"/>
+                <w:sz w:val="24"/>
+                <w:szCs w:val="24"/>
+              </w:rPr>
+            </w:pPr>
+            <w:r>
+              <w:rPr>
+                <w:rFonts w:ascii="Times New Roman" w:hAnsi="Times New Roman"/>
+                <w:sz w:val="24"/>
+                <w:szCs w:val="24"/>
+              </w:rPr>
+              <w:t>Sprint Review</w:t>
+            </w:r>
+          </w:p>
+        </w:tc>
+        <w:tc>
+          <w:tcPr>
+            <w:tcW w:w="4510" w:type="dxa"/>
+          </w:tcPr>
+          <w:p>
+            <w:pPr>
+              <w:spacing w:line="360" w:lineRule="auto"/>
+              <w:jc w:val="both"/>
+              <w:rPr>
+                <w:rFonts w:ascii="Times New Roman" w:hAnsi="Times New Roman"/>
+                <w:sz w:val="24"/>
+                <w:szCs w:val="24"/>
+              </w:rPr>
+            </w:pPr>
+          </w:p>
+        </w:tc>
+      </w:tr>
+      <w:tr>
+        <w:tc>
+          <w:tcPr>
+            <w:tcW w:w="4509" w:type="dxa"/>
+          </w:tcPr>
+          <w:p>
+            <w:pPr>
+              <w:spacing w:line="360" w:lineRule="auto"/>
+              <w:jc w:val="both"/>
+              <w:rPr>
+                <w:rFonts w:ascii="Times New Roman" w:hAnsi="Times New Roman"/>
+                <w:sz w:val="24"/>
+                <w:szCs w:val="24"/>
+              </w:rPr>
+            </w:pPr>
+            <w:r>
+              <w:rPr>
+                <w:rFonts w:ascii="Times New Roman" w:hAnsi="Times New Roman"/>
+                <w:sz w:val="24"/>
+                <w:szCs w:val="24"/>
+              </w:rPr>
+              <w:t xml:space="preserve">Sprint </w:t>
+            </w:r>
+            <w:proofErr w:type="spellStart"/>
+            <w:r>
+              <w:rPr>
+                <w:rFonts w:ascii="Times New Roman" w:hAnsi="Times New Roman"/>
+                <w:sz w:val="24"/>
+                <w:szCs w:val="24"/>
+              </w:rPr>
+              <w:t>Retrospective</w:t>
+            </w:r>
+            <w:proofErr w:type="spellEnd"/>
+          </w:p>
+        </w:tc>
+        <w:tc>
+          <w:tcPr>
+            <w:tcW w:w="4510" w:type="dxa"/>
+          </w:tcPr>
+          <w:p>
+            <w:pPr>
+              <w:spacing w:line="360" w:lineRule="auto"/>
+              <w:jc w:val="both"/>
+              <w:rPr>
+                <w:rFonts w:ascii="Times New Roman" w:hAnsi="Times New Roman"/>
+                <w:sz w:val="24"/>
+                <w:szCs w:val="24"/>
+              </w:rPr>
+            </w:pPr>
+          </w:p>
+        </w:tc>
+      </w:tr>
+      <w:tr>
+        <w:tc>
+          <w:tcPr>
+            <w:tcW w:w="4509" w:type="dxa"/>
+          </w:tcPr>
+          <w:p>
+            <w:pPr>
+              <w:spacing w:line="360" w:lineRule="auto"/>
+              <w:jc w:val="both"/>
+              <w:rPr>
+                <w:rFonts w:ascii="Times New Roman" w:hAnsi="Times New Roman"/>
+                <w:sz w:val="24"/>
+                <w:szCs w:val="24"/>
+              </w:rPr>
+            </w:pPr>
+            <w:r>
+              <w:rPr>
+                <w:rFonts w:ascii="Times New Roman" w:hAnsi="Times New Roman"/>
+                <w:sz w:val="24"/>
+                <w:szCs w:val="24"/>
+              </w:rPr>
+              <w:t>Incremento funcional</w:t>
+            </w:r>
+          </w:p>
+        </w:tc>
+        <w:tc>
+          <w:tcPr>
+            <w:tcW w:w="4510" w:type="dxa"/>
+          </w:tcPr>
+          <w:p>
+            <w:pPr>
+              <w:spacing w:line="360" w:lineRule="auto"/>
+              <w:jc w:val="both"/>
+              <w:rPr>
+                <w:rFonts w:ascii="Times New Roman" w:hAnsi="Times New Roman"/>
+                <w:sz w:val="24"/>
+                <w:szCs w:val="24"/>
+              </w:rPr>
+            </w:pPr>
+          </w:p>
+        </w:tc>
+      </w:tr>
+    </w:tbl>
+    <w:p>
+      <w:pPr>
+        <w:spacing w:line="360" w:lineRule="auto"/>
+        <w:jc w:val="both"/>
+        <w:rPr>
+          <w:rFonts w:ascii="Times New Roman" w:hAnsi="Times New Roman"/>
+          <w:sz w:val="24"/>
+          <w:szCs w:val="24"/>
+        </w:rPr>
+      </w:pPr>
+    </w:p>
+    <w:p>
+      <w:pPr>
+        <w:rPr>
+          <w:rFonts w:ascii="Times New Roman" w:hAnsi="Times New Roman"/>
+          <w:sz w:val="24"/>
+          <w:szCs w:val="24"/>
+        </w:rPr>
+      </w:pPr>
+      <w:r>
+        <w:rPr>
+          <w:rFonts w:ascii="Times New Roman" w:hAnsi="Times New Roman"/>
+          <w:sz w:val="24"/>
+          <w:szCs w:val="24"/>
+        </w:rPr>
+        <w:br w:type="page"/>
+      </w:r>
+    </w:p>
+    <w:p>
+      <w:pPr>
+        <w:spacing w:line="360" w:lineRule="auto"/>
+        <w:jc w:val="both"/>
+        <w:rPr>
+          <w:rFonts w:ascii="Times New Roman" w:hAnsi="Times New Roman"/>
+          <w:b/>
+          <w:bCs/>
+          <w:sz w:val="24"/>
+          <w:szCs w:val="24"/>
+        </w:rPr>
+      </w:pPr>
+      <w:r>
+        <w:rPr>
+          <w:rFonts w:ascii="Times New Roman" w:hAnsi="Times New Roman"/>
+          <w:b/>
+          <w:bCs/>
+          <w:sz w:val="24"/>
+          <w:szCs w:val="24"/>
+        </w:rPr>
+        <w:lastRenderedPageBreak/>
+        <w:t>Referências</w:t>
+      </w:r>
+    </w:p>
+    <w:p>
+      <w:pPr>
+        <w:pStyle w:val="PargrafodaLista"/>
+        <w:numPr>
+          <w:ilvl w:val="0"/>
+          <w:numId w:val="2"/>
+        </w:numPr>
+        <w:spacing w:line="360" w:lineRule="auto"/>
+        <w:jc w:val="both"/>
+        <w:rPr>
+          <w:rFonts w:ascii="Times New Roman" w:hAnsi="Times New Roman"/>
+          <w:b/>
+          <w:bCs/>
           <w:sz w:val="24"/>
           <w:szCs w:val="24"/>
         </w:rPr>
@@ -788,6 +1422,119 @@
 <file path=word/numbering.xml><?xml version="1.0" encoding="utf-8"?>
 <w:numbering xmlns:wpc="http://schemas.microsoft.com/office/word/2010/wordprocessingCanvas" xmlns:cx="http://schemas.microsoft.com/office/drawing/2014/chartex" xmlns:cx1="http://schemas.microsoft.com/office/drawing/2015/9/8/chartex" xmlns:cx2="http://schemas.microsoft.com/office/drawing/2015/10/21/chartex" xmlns:cx3="http://schemas.microsoft.com/office/drawing/2016/5/9/chartex" xmlns:cx4="http://schemas.microsoft.com/office/drawing/2016/5/10/chartex" xmlns:cx5="http://schemas.microsoft.com/office/drawing/2016/5/11/chartex" xmlns:cx6="http://schemas.microsoft.com/office/drawing/2016/5/12/chartex" xmlns:cx7="http://schemas.microsoft.com/office/drawing/2016/5/13/chartex" xmlns:cx8="http://schemas.microsoft.com/office/drawing/2016/5/14/chartex" xmlns:mc="http://schemas.openxmlformats.org/markup-compatibility/2006" xmlns:aink="http://schemas.microsoft.com/office/drawing/2016/ink" xmlns:am3d="http://schemas.microsoft.com/office/drawing/2017/model3d" xmlns:o="urn:schemas-microsoft-com:office:office" xmlns:oel="http://schemas.microsoft.com/office/2019/extlst" xmlns:r="http://schemas.openxmlformats.org/officeDocument/2006/relationships" xmlns:m="http://schemas.openxmlformats.org/officeDocument/2006/math" xmlns:v="urn:schemas-microsoft-com:vml" xmlns:wp14="http://schemas.microsoft.com/office/word/2010/wordprocessingDrawing" xmlns:wp="http://schemas.openxmlformats.org/drawingml/2006/wordprocessingDrawing" xmlns:w10="urn:schemas-microsoft-com:office:word" xmlns:w="http://schemas.openxmlformats.org/wordprocessingml/2006/main" xmlns:w14="http://schemas.microsoft.com/office/word/2010/wordml" xmlns:w15="http://schemas.microsoft.com/office/word/2012/wordml" xmlns:w16cex="http://schemas.microsoft.com/office/word/2018/wordml/cex" xmlns:w16cid="http://schemas.microsoft.com/office/word/2016/wordml/cid" xmlns:w16="http://schemas.microsoft.com/office/word/2018/wordml" xmlns:w16du="http://schemas.microsoft.com/office/word/2023/wordml/word16du" xmlns:w16sdtdh="http://schemas.microsoft.com/office/word/2020/wordml/sdtdatahash" xmlns:w16sdtfl="http://schemas.microsoft.com/office/word/2024/wordml/sdtformatlock" xmlns:w16se="http://schemas.microsoft.com/office/word/2015/wordml/symex" xmlns:wpg="http://schemas.microsoft.com/office/word/2010/wordprocessingGroup" xmlns:wpi="http://schemas.microsoft.com/office/word/2010/wordprocessingInk" xmlns:wne="http://schemas.microsoft.com/office/word/2006/wordml" xmlns:wps="http://schemas.microsoft.com/office/word/2010/wordprocessingShape" mc:Ignorable="w14 w15 w16se w16cid w16 w16cex w16sdtdh w16sdtfl w16du wp14">
   <w:abstractNum w:abstractNumId="0" w15:restartNumberingAfterBreak="0">
+    <w:nsid w:val="17764228"/>
+    <w:multiLevelType w:val="hybridMultilevel"/>
+    <w:tmpl w:val="DDD2772C"/>
+    <w:lvl w:ilvl="0" w:tplc="23FAAB6C">
+      <w:start w:val="18"/>
+      <w:numFmt w:val="bullet"/>
+      <w:lvlText w:val=""/>
+      <w:lvlJc w:val="left"/>
+      <w:pPr>
+        <w:ind w:left="720" w:hanging="360"/>
+      </w:pPr>
+      <w:rPr>
+        <w:rFonts w:ascii="Symbol" w:eastAsia="Arial" w:hAnsi="Symbol" w:cs="Arial" w:hint="default"/>
+      </w:rPr>
+    </w:lvl>
+    <w:lvl w:ilvl="1" w:tplc="04160003" w:tentative="1">
+      <w:start w:val="1"/>
+      <w:numFmt w:val="bullet"/>
+      <w:lvlText w:val="o"/>
+      <w:lvlJc w:val="left"/>
+      <w:pPr>
+        <w:ind w:left="1440" w:hanging="360"/>
+      </w:pPr>
+      <w:rPr>
+        <w:rFonts w:ascii="Courier New" w:hAnsi="Courier New" w:cs="Courier New" w:hint="default"/>
+      </w:rPr>
+    </w:lvl>
+    <w:lvl w:ilvl="2" w:tplc="04160005" w:tentative="1">
+      <w:start w:val="1"/>
+      <w:numFmt w:val="bullet"/>
+      <w:lvlText w:val=""/>
+      <w:lvlJc w:val="left"/>
+      <w:pPr>
+        <w:ind w:left="2160" w:hanging="360"/>
+      </w:pPr>
+      <w:rPr>
+        <w:rFonts w:ascii="Wingdings" w:hAnsi="Wingdings" w:hint="default"/>
+      </w:rPr>
+    </w:lvl>
+    <w:lvl w:ilvl="3" w:tplc="04160001" w:tentative="1">
+      <w:start w:val="1"/>
+      <w:numFmt w:val="bullet"/>
+      <w:lvlText w:val=""/>
+      <w:lvlJc w:val="left"/>
+      <w:pPr>
+        <w:ind w:left="2880" w:hanging="360"/>
+      </w:pPr>
+      <w:rPr>
+        <w:rFonts w:ascii="Symbol" w:hAnsi="Symbol" w:hint="default"/>
+      </w:rPr>
+    </w:lvl>
+    <w:lvl w:ilvl="4" w:tplc="04160003" w:tentative="1">
+      <w:start w:val="1"/>
+      <w:numFmt w:val="bullet"/>
+      <w:lvlText w:val="o"/>
+      <w:lvlJc w:val="left"/>
+      <w:pPr>
+        <w:ind w:left="3600" w:hanging="360"/>
+      </w:pPr>
+      <w:rPr>
+        <w:rFonts w:ascii="Courier New" w:hAnsi="Courier New" w:cs="Courier New" w:hint="default"/>
+      </w:rPr>
+    </w:lvl>
+    <w:lvl w:ilvl="5" w:tplc="04160005" w:tentative="1">
+      <w:start w:val="1"/>
+      <w:numFmt w:val="bullet"/>
+      <w:lvlText w:val=""/>
+      <w:lvlJc w:val="left"/>
+      <w:pPr>
+        <w:ind w:left="4320" w:hanging="360"/>
+      </w:pPr>
+      <w:rPr>
+        <w:rFonts w:ascii="Wingdings" w:hAnsi="Wingdings" w:hint="default"/>
+      </w:rPr>
+    </w:lvl>
+    <w:lvl w:ilvl="6" w:tplc="04160001" w:tentative="1">
+      <w:start w:val="1"/>
+      <w:numFmt w:val="bullet"/>
+      <w:lvlText w:val=""/>
+      <w:lvlJc w:val="left"/>
+      <w:pPr>
+        <w:ind w:left="5040" w:hanging="360"/>
+      </w:pPr>
+      <w:rPr>
+        <w:rFonts w:ascii="Symbol" w:hAnsi="Symbol" w:hint="default"/>
+      </w:rPr>
+    </w:lvl>
+    <w:lvl w:ilvl="7" w:tplc="04160003" w:tentative="1">
+      <w:start w:val="1"/>
+      <w:numFmt w:val="bullet"/>
+      <w:lvlText w:val="o"/>
+      <w:lvlJc w:val="left"/>
+      <w:pPr>
+        <w:ind w:left="5760" w:hanging="360"/>
+      </w:pPr>
+      <w:rPr>
+        <w:rFonts w:ascii="Courier New" w:hAnsi="Courier New" w:cs="Courier New" w:hint="default"/>
+      </w:rPr>
+    </w:lvl>
+    <w:lvl w:ilvl="8" w:tplc="04160005" w:tentative="1">
+      <w:start w:val="1"/>
+      <w:numFmt w:val="bullet"/>
+      <w:lvlText w:val=""/>
+      <w:lvlJc w:val="left"/>
+      <w:pPr>
+        <w:ind w:left="6480" w:hanging="360"/>
+      </w:pPr>
+      <w:rPr>
+        <w:rFonts w:ascii="Wingdings" w:hAnsi="Wingdings" w:hint="default"/>
+      </w:rPr>
+    </w:lvl>
+  </w:abstractNum>
+  <w:abstractNum w:abstractNumId="1" w15:restartNumberingAfterBreak="0">
     <w:nsid w:val="6D35570E"/>
     <w:multiLevelType w:val="multilevel"/>
     <w:tmpl w:val="F718FA20"/>
@@ -901,6 +1648,9 @@
     </w:lvl>
   </w:abstractNum>
   <w:num w:numId="1" w16cid:durableId="1183855668">
+    <w:abstractNumId w:val="1"/>
+  </w:num>
+  <w:num w:numId="2" w16cid:durableId="739907298">
     <w:abstractNumId w:val="0"/>
   </w:num>
 </w:numbering>
@@ -1496,6 +2246,39 @@
       <w:szCs w:val="24"/>
     </w:rPr>
   </w:style>
+  <w:style w:type="table" w:styleId="Tabelacomgrade">
+    <w:name w:val="Table Grid"/>
+    <w:basedOn w:val="Tabelanormal"/>
+    <w:uiPriority w:val="39"/>
+    <w:rsid w:val="00BE4184"/>
+    <w:pPr>
+      <w:spacing w:line="240" w:lineRule="auto"/>
+    </w:pPr>
+    <w:tblPr>
+      <w:tblBorders>
+        <w:top w:val="single" w:sz="4" w:space="0" w:color="auto"/>
+        <w:left w:val="single" w:sz="4" w:space="0" w:color="auto"/>
+        <w:bottom w:val="single" w:sz="4" w:space="0" w:color="auto"/>
+        <w:right w:val="single" w:sz="4" w:space="0" w:color="auto"/>
+        <w:insideH w:val="single" w:sz="4" w:space="0" w:color="auto"/>
+        <w:insideV w:val="single" w:sz="4" w:space="0" w:color="auto"/>
+      </w:tblBorders>
+    </w:tblPr>
+  </w:style>
+  <w:style w:type="paragraph" w:styleId="PargrafodaLista">
+    <w:name w:val="List Paragraph"/>
+    <w:basedOn w:val="Normal"/>
+    <w:uiPriority w:val="34"/>
+    <w:qFormat/>
+    <w:rsid w:val="00BE4184"/>
+    <w:pPr>
+      <w:ind w:left="720"/>
+      <w:contextualSpacing/>
+    </w:pPr>
+    <w:rPr>
+      <w:szCs w:val="28"/>
+    </w:rPr>
+  </w:style>
 </w:styles>
 </file>
 
